--- a/Erettsegi_Adatok/Irodalom/A középkori irodalom.docx
+++ b/Erettsegi_Adatok/Irodalom/A középkori irodalom.docx
@@ -280,7 +280,19 @@
         </w:rPr>
       </w:pPr>
       <w:r>
-        <w:t>Alkotások tanító jellegűek:</w:t>
+        <w:t>Alkotások tanító jellegűek</w:t>
+      </w:r>
+      <w:r>
+        <w:t xml:space="preserve"> (</w:t>
+      </w:r>
+      <w:r>
+        <w:t>Műfajok</w:t>
+      </w:r>
+      <w:r>
+        <w:t>)</w:t>
+      </w:r>
+      <w:r>
+        <w:t>:</w:t>
       </w:r>
     </w:p>
     <w:p>
@@ -328,7 +340,10 @@
         </w:rPr>
       </w:pPr>
       <w:r>
-        <w:t>katekezisek (kérdés - válasz)</w:t>
+        <w:t xml:space="preserve">katekizmusok </w:t>
+      </w:r>
+      <w:r>
+        <w:t>(kérdés - válasz)</w:t>
       </w:r>
     </w:p>
     <w:p>
@@ -355,17 +370,6 @@
         </w:numPr>
       </w:pPr>
       <w:r>
-        <w:t>Műfajok: Bibliai magyarázatok, prédikációk, katekizmusok (kérdés-válasz), legendák.</w:t>
-      </w:r>
-    </w:p>
-    <w:p>
-      <w:pPr>
-        <w:numPr>
-          <w:ilvl w:val="0"/>
-          <w:numId w:val="3"/>
-        </w:numPr>
-      </w:pPr>
-      <w:r>
         <w:rPr>
           <w:b/>
           <w:bCs/>
@@ -383,7 +387,10 @@
         <w:t>Vallomások</w:t>
       </w:r>
       <w:r>
-        <w:t xml:space="preserve"> (műfaja vallomás/életrajz). Megtérésének története: "Tolle, lege" (Vedd föl, olvasd).</w:t>
+        <w:t xml:space="preserve"> (műfaja vallomás/életrajz). Megtérésének története: "Tolle, lege" (Vedd föl, olvasd)</w:t>
+      </w:r>
+      <w:r>
+        <w:t>.</w:t>
       </w:r>
     </w:p>
     <w:p>
@@ -433,7 +440,6 @@
           <w:i/>
           <w:iCs/>
         </w:rPr>
-        <w:lastRenderedPageBreak/>
         <w:t>1. versszak:</w:t>
       </w:r>
       <w:r>
@@ -452,6 +458,7 @@
           <w:i/>
           <w:iCs/>
         </w:rPr>
+        <w:lastRenderedPageBreak/>
         <w:t>2-4. versszak:</w:t>
       </w:r>
       <w:r>
@@ -545,7 +552,7 @@
         <w:sz w:val="20"/>
       </w:rPr>
     </w:lvl>
-    <w:lvl w:ilvl="1" w:tentative="1">
+    <w:lvl w:ilvl="1">
       <w:start w:val="1"/>
       <w:numFmt w:val="bullet"/>
       <w:lvlText w:val="o"/>
